--- a/swh/docx/58.content.docx
+++ b/swh/docx/58.content.docx
@@ -19,7 +19,7 @@
         <w:rPr>
           <w:lang w:val="sw_KE" w:bidi="sw_KE"/>
         </w:rPr>
-        <w:t>Resource: Maelezo ya Masomo - Machapisho ya Vitabu (Tyndale)</w:t>
+        <w:t>Resource: Tyndale Open Study Notes</w:t>
       </w:r>
       <w:r>
         <w:rPr>
@@ -112,7 +112,7 @@
         <w:rPr>
           <w:lang w:val="sw_KE" w:bidi="sw_KE"/>
         </w:rPr>
-        <w:t>Maelezo ya Masomo - Machapisho ya Vitabu (Tyndale)</w:t>
+        <w:t>Tyndale Open Study Notes</w:t>
       </w:r>
     </w:p>
     <w:p>

--- a/swh/docx/58.content.docx
+++ b/swh/docx/58.content.docx
@@ -19,7 +19,7 @@
         <w:rPr>
           <w:lang w:val="sw_KE" w:bidi="sw_KE"/>
         </w:rPr>
-        <w:t>Resource: Tyndale Open Study Notes</w:t>
+        <w:t>Resource: Aquifer Open Study Notes (Book Intros)</w:t>
       </w:r>
       <w:r>
         <w:rPr>
@@ -112,7 +112,7 @@
         <w:rPr>
           <w:lang w:val="sw_KE" w:bidi="sw_KE"/>
         </w:rPr>
-        <w:t>Tyndale Open Study Notes</w:t>
+        <w:t>Aquifer Open Study Notes (Book Intros)</w:t>
       </w:r>
     </w:p>
     <w:p>

--- a/swh/docx/58.content.docx
+++ b/swh/docx/58.content.docx
@@ -272,90 +272,60 @@
         </w:rPr>
         <w:t>Waumini ambao Waraka kwa Waebrania uliandikiwa pengine walikuwa sehemu ya kundi la makanisa ya nyumbani huko Roma mwanzoni mwa miaka ya 60 Baada ya Kristo (BK). Jumuiya ya Kikristo huko Roma huenda ilianzishwa katika miaka ya 30 BK wakati wale waliokuwepo kwenye Pentekoste (</w:t>
       </w:r>
-      <w:hyperlink r:id="rId13">
-        <w:r>
-          <w:rPr>
-            <w:lang w:val="sw_KE" w:bidi="sw_KE"/>
-          </w:rPr>
-          <w:rPr>
-            <w:color w:val="0000EE"/>
-            <w:u w:val="single"/>
-          </w:rPr>
-          <w:t>Matendo 2:10</w:t>
-        </w:r>
-      </w:hyperlink>
+      <w:r>
+        <w:rPr>
+          <w:lang w:val="sw_KE" w:bidi="sw_KE"/>
+        </w:rPr>
+        <w:t>Matendo 2:10</w:t>
+      </w:r>
       <w:r>
         <w:rPr>
           <w:lang w:val="sw_KE" w:bidi="sw_KE"/>
         </w:rPr>
         <w:t>) waliporudi nyumbani. Waumini wa Roma walionyesha ujasiri na uvumilivu (</w:t>
       </w:r>
-      <w:hyperlink r:id="rId14">
-        <w:r>
-          <w:rPr>
-            <w:lang w:val="sw_KE" w:bidi="sw_KE"/>
-          </w:rPr>
-          <w:rPr>
-            <w:color w:val="0000EE"/>
-            <w:u w:val="single"/>
-          </w:rPr>
-          <w:t>Waebrania 10:32–34</w:t>
-        </w:r>
-      </w:hyperlink>
+      <w:r>
+        <w:rPr>
+          <w:lang w:val="sw_KE" w:bidi="sw_KE"/>
+        </w:rPr>
+        <w:t>Waebrania 10:32–34</w:t>
+      </w:r>
       <w:r>
         <w:rPr>
           <w:lang w:val="sw_KE" w:bidi="sw_KE"/>
         </w:rPr>
         <w:t>), lakini kufikia wakati Waraka kwa Waebrania uliandikwa, hari ya kiroho ya baadhi yao ilikuwa imepoa (</w:t>
       </w:r>
-      <w:hyperlink r:id="rId15">
-        <w:r>
-          <w:rPr>
-            <w:lang w:val="sw_KE" w:bidi="sw_KE"/>
-          </w:rPr>
-          <w:rPr>
-            <w:color w:val="0000EE"/>
-            <w:u w:val="single"/>
-          </w:rPr>
-          <w:t>5:11–14</w:t>
-        </w:r>
-      </w:hyperlink>
+      <w:r>
+        <w:rPr>
+          <w:lang w:val="sw_KE" w:bidi="sw_KE"/>
+        </w:rPr>
+        <w:t>5:11–14</w:t>
+      </w:r>
       <w:r>
         <w:rPr>
           <w:lang w:val="sw_KE" w:bidi="sw_KE"/>
         </w:rPr>
         <w:t xml:space="preserve">), na mtazamo wao wa kitheolojia ulipotoshwa ( </w:t>
       </w:r>
-      <w:hyperlink r:id="rId16">
-        <w:r>
-          <w:rPr>
-            <w:lang w:val="sw_KE" w:bidi="sw_KE"/>
-          </w:rPr>
-          <w:rPr>
-            <w:color w:val="0000EE"/>
-            <w:u w:val="single"/>
-          </w:rPr>
-          <w:t>Waeb 2:1</w:t>
-        </w:r>
-      </w:hyperlink>
+      <w:r>
+        <w:rPr>
+          <w:lang w:val="sw_KE" w:bidi="sw_KE"/>
+        </w:rPr>
+        <w:t>Waeb 2:1</w:t>
+      </w:r>
       <w:r>
         <w:rPr>
           <w:lang w:val="sw_KE" w:bidi="sw_KE"/>
         </w:rPr>
         <w:t>). Baadhi walikuwa hata wamemwacha Kristo na kanisa (</w:t>
       </w:r>
-      <w:hyperlink r:id="rId17">
-        <w:r>
-          <w:rPr>
-            <w:lang w:val="sw_KE" w:bidi="sw_KE"/>
-          </w:rPr>
-          <w:rPr>
-            <w:color w:val="0000EE"/>
-            <w:u w:val="single"/>
-          </w:rPr>
-          <w:t>6:4–8</w:t>
-        </w:r>
-      </w:hyperlink>
+      <w:r>
+        <w:rPr>
+          <w:lang w:val="sw_KE" w:bidi="sw_KE"/>
+        </w:rPr>
+        <w:t>6:4–8</w:t>
+      </w:r>
       <w:r>
         <w:rPr>
           <w:lang w:val="sw_KE" w:bidi="sw_KE"/>
@@ -427,198 +397,132 @@
         </w:rPr>
         <w:t>Kulingana na utangulizi wa mahubiri yote (</w:t>
       </w:r>
-      <w:hyperlink r:id="rId18">
-        <w:r>
-          <w:rPr>
-            <w:lang w:val="sw_KE" w:bidi="sw_KE"/>
-          </w:rPr>
-          <w:rPr>
-            <w:color w:val="0000EE"/>
-            <w:u w:val="single"/>
-          </w:rPr>
-          <w:t>Waeb1:1–4</w:t>
-        </w:r>
-      </w:hyperlink>
+      <w:r>
+        <w:rPr>
+          <w:lang w:val="sw_KE" w:bidi="sw_KE"/>
+        </w:rPr>
+        <w:t>Waeb1:1–4</w:t>
+      </w:r>
       <w:r>
         <w:rPr>
           <w:lang w:val="sw_KE" w:bidi="sw_KE"/>
         </w:rPr>
         <w:t>), ufafanuzi wa mwandishi kuhusu ubora wa Kristo unakua katika harakati mbili kuu. Harakati ya kwanza (</w:t>
       </w:r>
-      <w:hyperlink r:id="rId19">
-        <w:r>
-          <w:rPr>
-            <w:lang w:val="sw_KE" w:bidi="sw_KE"/>
-          </w:rPr>
-          <w:rPr>
-            <w:color w:val="0000EE"/>
-            <w:u w:val="single"/>
-          </w:rPr>
-          <w:t>1:5–2:18</w:t>
-        </w:r>
-      </w:hyperlink>
+      <w:r>
+        <w:rPr>
+          <w:lang w:val="sw_KE" w:bidi="sw_KE"/>
+        </w:rPr>
+        <w:t>1:5–2:18</w:t>
+      </w:r>
       <w:r>
         <w:rPr>
           <w:lang w:val="sw_KE" w:bidi="sw_KE"/>
         </w:rPr>
         <w:t>) inaeleza uhusiano wa Mwana na malaika. Malaika ni watumishi (</w:t>
       </w:r>
-      <w:hyperlink r:id="rId20">
-        <w:r>
-          <w:rPr>
-            <w:lang w:val="sw_KE" w:bidi="sw_KE"/>
-          </w:rPr>
-          <w:rPr>
-            <w:color w:val="0000EE"/>
-            <w:u w:val="single"/>
-          </w:rPr>
-          <w:t>1:6–7</w:t>
-        </w:r>
-      </w:hyperlink>
+      <w:r>
+        <w:rPr>
+          <w:lang w:val="sw_KE" w:bidi="sw_KE"/>
+        </w:rPr>
+        <w:t>1:6–7</w:t>
+      </w:r>
       <w:r>
         <w:rPr>
           <w:lang w:val="sw_KE" w:bidi="sw_KE"/>
         </w:rPr>
         <w:t xml:space="preserve">, </w:t>
       </w:r>
-      <w:hyperlink r:id="rId21">
-        <w:r>
-          <w:rPr>
-            <w:lang w:val="sw_KE" w:bidi="sw_KE"/>
-          </w:rPr>
-          <w:rPr>
-            <w:color w:val="0000EE"/>
-            <w:u w:val="single"/>
-          </w:rPr>
-          <w:t>14</w:t>
-        </w:r>
-      </w:hyperlink>
+      <w:r>
+        <w:rPr>
+          <w:lang w:val="sw_KE" w:bidi="sw_KE"/>
+        </w:rPr>
+        <w:t>14</w:t>
+      </w:r>
       <w:r>
         <w:rPr>
           <w:lang w:val="sw_KE" w:bidi="sw_KE"/>
         </w:rPr>
         <w:t>), lakini Mwana aliyeinuliwa (</w:t>
       </w:r>
-      <w:hyperlink r:id="rId22">
-        <w:r>
-          <w:rPr>
-            <w:lang w:val="sw_KE" w:bidi="sw_KE"/>
-          </w:rPr>
-          <w:rPr>
-            <w:color w:val="0000EE"/>
-            <w:u w:val="single"/>
-          </w:rPr>
-          <w:t>1:13</w:t>
-        </w:r>
-      </w:hyperlink>
+      <w:r>
+        <w:rPr>
+          <w:lang w:val="sw_KE" w:bidi="sw_KE"/>
+        </w:rPr>
+        <w:t>1:13</w:t>
+      </w:r>
       <w:r>
         <w:rPr>
           <w:lang w:val="sw_KE" w:bidi="sw_KE"/>
         </w:rPr>
         <w:t>), akiwa na uhusiano wa kipekee na Baba (</w:t>
       </w:r>
-      <w:hyperlink r:id="rId23">
-        <w:r>
-          <w:rPr>
-            <w:lang w:val="sw_KE" w:bidi="sw_KE"/>
-          </w:rPr>
-          <w:rPr>
-            <w:color w:val="0000EE"/>
-            <w:u w:val="single"/>
-          </w:rPr>
-          <w:t>1:5</w:t>
-        </w:r>
-      </w:hyperlink>
+      <w:r>
+        <w:rPr>
+          <w:lang w:val="sw_KE" w:bidi="sw_KE"/>
+        </w:rPr>
+        <w:t>1:5</w:t>
+      </w:r>
       <w:r>
         <w:rPr>
           <w:lang w:val="sw_KE" w:bidi="sw_KE"/>
         </w:rPr>
         <w:t>), ni Bwana, muumba, na mlinzi wa ulimwengu—kwa kweli, yeye ni Mungu (</w:t>
       </w:r>
-      <w:hyperlink r:id="rId24">
-        <w:r>
-          <w:rPr>
-            <w:lang w:val="sw_KE" w:bidi="sw_KE"/>
-          </w:rPr>
-          <w:rPr>
-            <w:color w:val="0000EE"/>
-            <w:u w:val="single"/>
-          </w:rPr>
-          <w:t>1:8–12</w:t>
-        </w:r>
-      </w:hyperlink>
+      <w:r>
+        <w:rPr>
+          <w:lang w:val="sw_KE" w:bidi="sw_KE"/>
+        </w:rPr>
+        <w:t>1:8–12</w:t>
+      </w:r>
       <w:r>
         <w:rPr>
           <w:lang w:val="sw_KE" w:bidi="sw_KE"/>
         </w:rPr>
         <w:t>). Mwandishi anawahimiza wasikilizaji wazingatie kwa umakini mkubwa ujumbe wa wokovu waliyopewa (</w:t>
       </w:r>
-      <w:hyperlink r:id="rId25">
-        <w:r>
-          <w:rPr>
-            <w:lang w:val="sw_KE" w:bidi="sw_KE"/>
-          </w:rPr>
-          <w:rPr>
-            <w:color w:val="0000EE"/>
-            <w:u w:val="single"/>
-          </w:rPr>
-          <w:t>2:1–4</w:t>
-        </w:r>
-      </w:hyperlink>
+      <w:r>
+        <w:rPr>
+          <w:lang w:val="sw_KE" w:bidi="sw_KE"/>
+        </w:rPr>
+        <w:t>2:1–4</w:t>
+      </w:r>
       <w:r>
         <w:rPr>
           <w:lang w:val="sw_KE" w:bidi="sw_KE"/>
         </w:rPr>
         <w:t>), kisha anaendelea na ufafanuzi. Nafasi ya Kristo aliyeinuliwa ilikuwa chini ya malaika kwa muda alipokuwa mwanadamu (</w:t>
       </w:r>
-      <w:hyperlink r:id="rId26">
-        <w:r>
-          <w:rPr>
-            <w:lang w:val="sw_KE" w:bidi="sw_KE"/>
-          </w:rPr>
-          <w:rPr>
-            <w:color w:val="0000EE"/>
-            <w:u w:val="single"/>
-          </w:rPr>
-          <w:t>2:5–9</w:t>
-        </w:r>
-      </w:hyperlink>
+      <w:r>
+        <w:rPr>
+          <w:lang w:val="sw_KE" w:bidi="sw_KE"/>
+        </w:rPr>
+        <w:t>2:5–9</w:t>
+      </w:r>
       <w:r>
         <w:rPr>
           <w:lang w:val="sw_KE" w:bidi="sw_KE"/>
         </w:rPr>
         <w:t>); Yesu alichukua mwili na damu ili afe kutuweka huru (</w:t>
       </w:r>
-      <w:hyperlink r:id="rId27">
-        <w:r>
-          <w:rPr>
-            <w:lang w:val="sw_KE" w:bidi="sw_KE"/>
-          </w:rPr>
-          <w:rPr>
-            <w:color w:val="0000EE"/>
-            <w:u w:val="single"/>
-          </w:rPr>
-          <w:t>2:10–18</w:t>
-        </w:r>
-      </w:hyperlink>
+      <w:r>
+        <w:rPr>
+          <w:lang w:val="sw_KE" w:bidi="sw_KE"/>
+        </w:rPr>
+        <w:t>2:10–18</w:t>
+      </w:r>
       <w:r>
         <w:rPr>
           <w:lang w:val="sw_KE" w:bidi="sw_KE"/>
         </w:rPr>
         <w:t>). Ufafanuzi wa kwanza unafuatiwa na himizo (</w:t>
       </w:r>
-      <w:hyperlink r:id="rId28">
-        <w:r>
-          <w:rPr>
-            <w:lang w:val="sw_KE" w:bidi="sw_KE"/>
-          </w:rPr>
-          <w:rPr>
-            <w:color w:val="0000EE"/>
-            <w:u w:val="single"/>
-          </w:rPr>
-          <w:t>3:1–4:13</w:t>
-        </w:r>
-      </w:hyperlink>
+      <w:r>
+        <w:rPr>
+          <w:lang w:val="sw_KE" w:bidi="sw_KE"/>
+        </w:rPr>
+        <w:t>3:1–4:13</w:t>
+      </w:r>
       <w:r>
         <w:rPr>
           <w:lang w:val="sw_KE" w:bidi="sw_KE"/>
@@ -639,162 +543,108 @@
         </w:rPr>
         <w:t>Harakati ya pili ya maelezo (</w:t>
       </w:r>
-      <w:hyperlink r:id="rId29">
-        <w:r>
-          <w:rPr>
-            <w:lang w:val="sw_KE" w:bidi="sw_KE"/>
-          </w:rPr>
-          <w:rPr>
-            <w:color w:val="0000EE"/>
-            <w:u w:val="single"/>
-          </w:rPr>
-          <w:t>Waeb:4:14–10:18</w:t>
-        </w:r>
-      </w:hyperlink>
+      <w:r>
+        <w:rPr>
+          <w:lang w:val="sw_KE" w:bidi="sw_KE"/>
+        </w:rPr>
+        <w:t>Waeb:4:14–10:18</w:t>
+      </w:r>
       <w:r>
         <w:rPr>
           <w:lang w:val="sw_KE" w:bidi="sw_KE"/>
         </w:rPr>
         <w:t xml:space="preserve">) inazungumzia nafasi ya Mwana, Kuhani wetu Mkuu, kuhusiana na mfumo wa dhabihu wa Agano la Kale. Baada ya kuanzisha mada hii </w:t>
       </w:r>
-      <w:hyperlink r:id="rId30">
-        <w:r>
-          <w:rPr>
-            <w:lang w:val="sw_KE" w:bidi="sw_KE"/>
-          </w:rPr>
-          <w:rPr>
-            <w:color w:val="0000EE"/>
-            <w:u w:val="single"/>
-          </w:rPr>
-          <w:t>4:14–16</w:t>
-        </w:r>
-      </w:hyperlink>
+      <w:r>
+        <w:rPr>
+          <w:lang w:val="sw_KE" w:bidi="sw_KE"/>
+        </w:rPr>
+        <w:t>4:14–16</w:t>
+      </w:r>
       <w:r>
         <w:rPr>
           <w:lang w:val="sw_KE" w:bidi="sw_KE"/>
         </w:rPr>
         <w:t>, mwandishi anazungumzia uteuzi wa Mwana kama Kuhani Mkuu bora zaidi (</w:t>
       </w:r>
-      <w:hyperlink r:id="rId31">
-        <w:r>
-          <w:rPr>
-            <w:lang w:val="sw_KE" w:bidi="sw_KE"/>
-          </w:rPr>
-          <w:rPr>
-            <w:color w:val="0000EE"/>
-            <w:u w:val="single"/>
-          </w:rPr>
-          <w:t>5:1–10</w:t>
-        </w:r>
-      </w:hyperlink>
+      <w:r>
+        <w:rPr>
+          <w:lang w:val="sw_KE" w:bidi="sw_KE"/>
+        </w:rPr>
+        <w:t>5:1–10</w:t>
+      </w:r>
       <w:r>
         <w:rPr>
           <w:lang w:val="sw_KE" w:bidi="sw_KE"/>
         </w:rPr>
         <w:t>) na anakabiliana na jamii kuhusu hali yao ya kutokomaa kiroho (</w:t>
       </w:r>
-      <w:hyperlink r:id="rId32">
-        <w:r>
-          <w:rPr>
-            <w:lang w:val="sw_KE" w:bidi="sw_KE"/>
-          </w:rPr>
-          <w:rPr>
-            <w:color w:val="0000EE"/>
-            <w:u w:val="single"/>
-          </w:rPr>
-          <w:t>5:11–6:20</w:t>
-        </w:r>
-      </w:hyperlink>
+      <w:r>
+        <w:rPr>
+          <w:lang w:val="sw_KE" w:bidi="sw_KE"/>
+        </w:rPr>
+        <w:t>5:11–6:20</w:t>
+      </w:r>
       <w:r>
         <w:rPr>
           <w:lang w:val="sw_KE" w:bidi="sw_KE"/>
         </w:rPr>
         <w:t>). Majadiliano ya ubora wa Melkizedeki juu ya makuhani wa Lawi (</w:t>
       </w:r>
-      <w:hyperlink r:id="rId33">
-        <w:r>
-          <w:rPr>
-            <w:lang w:val="sw_KE" w:bidi="sw_KE"/>
-          </w:rPr>
-          <w:rPr>
-            <w:color w:val="0000EE"/>
-            <w:u w:val="single"/>
-          </w:rPr>
-          <w:t>7:1–10</w:t>
-        </w:r>
-      </w:hyperlink>
+      <w:r>
+        <w:rPr>
+          <w:lang w:val="sw_KE" w:bidi="sw_KE"/>
+        </w:rPr>
+        <w:t>7:1–10</w:t>
+      </w:r>
       <w:r>
         <w:rPr>
           <w:lang w:val="sw_KE" w:bidi="sw_KE"/>
         </w:rPr>
         <w:t>) yanaweka msingi wa kumtambulisha Yesu kama Kuhani Mkuu bora zaidi kulingana na utaratibu wa Melkizedeki (</w:t>
       </w:r>
-      <w:hyperlink r:id="rId34">
-        <w:r>
-          <w:rPr>
-            <w:lang w:val="sw_KE" w:bidi="sw_KE"/>
-          </w:rPr>
-          <w:rPr>
-            <w:color w:val="0000EE"/>
-            <w:u w:val="single"/>
-          </w:rPr>
-          <w:t>7:11–28</w:t>
-        </w:r>
-      </w:hyperlink>
+      <w:r>
+        <w:rPr>
+          <w:lang w:val="sw_KE" w:bidi="sw_KE"/>
+        </w:rPr>
+        <w:t>7:11–28</w:t>
+      </w:r>
       <w:r>
         <w:rPr>
           <w:lang w:val="sw_KE" w:bidi="sw_KE"/>
         </w:rPr>
         <w:t>). Kwa ufupi, Yesu hakuwekwa kulingana na mila za sheria ya Agano la Kale, ambayo ilisema kwamba makuhani wanapaswa kutoka kabila la Lawi. Badala yake, aliteuliwa na Mungu kwa kiapo, kwa msingi wa maisha yake yasiyoharibika. Maelezo hayo kisha yanazingatia sadaka bora ya Kuhani Mkuu huyu aliyechaguliwa (</w:t>
       </w:r>
-      <w:hyperlink r:id="rId35">
-        <w:r>
-          <w:rPr>
-            <w:lang w:val="sw_KE" w:bidi="sw_KE"/>
-          </w:rPr>
-          <w:rPr>
-            <w:color w:val="0000EE"/>
-            <w:u w:val="single"/>
-          </w:rPr>
-          <w:t>8:3–10:18</w:t>
-        </w:r>
-      </w:hyperlink>
+      <w:r>
+        <w:rPr>
+          <w:lang w:val="sw_KE" w:bidi="sw_KE"/>
+        </w:rPr>
+        <w:t>8:3–10:18</w:t>
+      </w:r>
       <w:r>
         <w:rPr>
           <w:lang w:val="sw_KE" w:bidi="sw_KE"/>
         </w:rPr>
         <w:t>). Kama makuhani wa duniani, kuhani huyu bora alihitaji kutoa sadaka kwa ajili ya dhambi, lakini sadaka yake ilikuwa sadaka ya agano jipya (</w:t>
       </w:r>
-      <w:hyperlink r:id="rId36">
-        <w:r>
-          <w:rPr>
-            <w:lang w:val="sw_KE" w:bidi="sw_KE"/>
-          </w:rPr>
-          <w:rPr>
-            <w:color w:val="0000EE"/>
-            <w:u w:val="single"/>
-          </w:rPr>
-          <w:t>8:7–13</w:t>
-        </w:r>
-      </w:hyperlink>
+      <w:r>
+        <w:rPr>
+          <w:lang w:val="sw_KE" w:bidi="sw_KE"/>
+        </w:rPr>
+        <w:t>8:7–13</w:t>
+      </w:r>
       <w:r>
         <w:rPr>
           <w:lang w:val="sw_KE" w:bidi="sw_KE"/>
         </w:rPr>
         <w:t>) ambayo ilikuwa bora kuliko ile ya zamani (</w:t>
       </w:r>
-      <w:hyperlink r:id="rId37">
-        <w:r>
-          <w:rPr>
-            <w:lang w:val="sw_KE" w:bidi="sw_KE"/>
-          </w:rPr>
-          <w:rPr>
-            <w:color w:val="0000EE"/>
-            <w:u w:val="single"/>
-          </w:rPr>
-          <w:t>9:1–10:18</w:t>
-        </w:r>
-      </w:hyperlink>
+      <w:r>
+        <w:rPr>
+          <w:lang w:val="sw_KE" w:bidi="sw_KE"/>
+        </w:rPr>
+        <w:t>9:1–10:18</w:t>
+      </w:r>
       <w:r>
         <w:rPr>
           <w:lang w:val="sw_KE" w:bidi="sw_KE"/>
@@ -815,36 +665,24 @@
         </w:rPr>
         <w:t>Sehemu kuu ya mwisho (</w:t>
       </w:r>
-      <w:hyperlink r:id="rId38">
-        <w:r>
-          <w:rPr>
-            <w:lang w:val="sw_KE" w:bidi="sw_KE"/>
-          </w:rPr>
-          <w:rPr>
-            <w:color w:val="0000EE"/>
-            <w:u w:val="single"/>
-          </w:rPr>
-          <w:t>Waeb 10:19–13:25</w:t>
-        </w:r>
-      </w:hyperlink>
+      <w:r>
+        <w:rPr>
+          <w:lang w:val="sw_KE" w:bidi="sw_KE"/>
+        </w:rPr>
+        <w:t>Waeb 10:19–13:25</w:t>
+      </w:r>
       <w:r>
         <w:rPr>
           <w:lang w:val="sw_KE" w:bidi="sw_KE"/>
         </w:rPr>
         <w:t>) ni himizo linalowapa wasikilizaji changamoto ya kujibu kwa uaminifu ujumbe kuhusu Kristo. Kitabu kinamalizika kwa baraka na hitimisho rasmi (</w:t>
       </w:r>
-      <w:hyperlink r:id="rId39">
-        <w:r>
-          <w:rPr>
-            <w:lang w:val="sw_KE" w:bidi="sw_KE"/>
-          </w:rPr>
-          <w:rPr>
-            <w:color w:val="0000EE"/>
-            <w:u w:val="single"/>
-          </w:rPr>
-          <w:t>13:20–25</w:t>
-        </w:r>
-      </w:hyperlink>
+      <w:r>
+        <w:rPr>
+          <w:lang w:val="sw_KE" w:bidi="sw_KE"/>
+        </w:rPr>
+        <w:t>13:20–25</w:t>
+      </w:r>
       <w:r>
         <w:rPr>
           <w:lang w:val="sw_KE" w:bidi="sw_KE"/>
@@ -890,72 +728,48 @@
         </w:rPr>
         <w:t xml:space="preserve">Karibu wasomi wote leo wanakubaliana kwamba Paulo hakuwa mwandishi wa Waebrania. Kwanza, katika </w:t>
       </w:r>
-      <w:hyperlink r:id="rId40">
-        <w:r>
-          <w:rPr>
-            <w:lang w:val="sw_KE" w:bidi="sw_KE"/>
-          </w:rPr>
-          <w:rPr>
-            <w:color w:val="0000EE"/>
-            <w:u w:val="single"/>
-          </w:rPr>
-          <w:t>Waeb 2:3</w:t>
-        </w:r>
-      </w:hyperlink>
+      <w:r>
+        <w:rPr>
+          <w:lang w:val="sw_KE" w:bidi="sw_KE"/>
+        </w:rPr>
+        <w:t>Waeb 2:3</w:t>
+      </w:r>
       <w:r>
         <w:rPr>
           <w:lang w:val="sw_KE" w:bidi="sw_KE"/>
         </w:rPr>
         <w:t xml:space="preserve">, mwandishi anaonyeshwa kama aliyepokea Habari Njema kutoka kwa mashahidi wa awali waliomfuata Kristo, na hii haionekani kabisa kama Paulo (tazama </w:t>
       </w:r>
-      <w:hyperlink r:id="rId41">
-        <w:r>
-          <w:rPr>
-            <w:lang w:val="sw_KE" w:bidi="sw_KE"/>
-          </w:rPr>
-          <w:rPr>
-            <w:color w:val="0000EE"/>
-            <w:u w:val="single"/>
-          </w:rPr>
-          <w:t>War 1:1</w:t>
-        </w:r>
-      </w:hyperlink>
+      <w:r>
+        <w:rPr>
+          <w:lang w:val="sw_KE" w:bidi="sw_KE"/>
+        </w:rPr>
+        <w:t>War 1:1</w:t>
+      </w:r>
       <w:r>
         <w:rPr>
           <w:lang w:val="sw_KE" w:bidi="sw_KE"/>
         </w:rPr>
         <w:t xml:space="preserve">; </w:t>
       </w:r>
-      <w:hyperlink r:id="rId42">
-        <w:r>
-          <w:rPr>
-            <w:lang w:val="sw_KE" w:bidi="sw_KE"/>
-          </w:rPr>
-          <w:rPr>
-            <w:color w:val="0000EE"/>
-            <w:u w:val="single"/>
-          </w:rPr>
-          <w:t>1 Kor 15:8</w:t>
-        </w:r>
-      </w:hyperlink>
+      <w:r>
+        <w:rPr>
+          <w:lang w:val="sw_KE" w:bidi="sw_KE"/>
+        </w:rPr>
+        <w:t>1 Kor 15:8</w:t>
+      </w:r>
       <w:r>
         <w:rPr>
           <w:lang w:val="sw_KE" w:bidi="sw_KE"/>
         </w:rPr>
         <w:t xml:space="preserve">; </w:t>
       </w:r>
-      <w:hyperlink r:id="rId43">
-        <w:r>
-          <w:rPr>
-            <w:lang w:val="sw_KE" w:bidi="sw_KE"/>
-          </w:rPr>
-          <w:rPr>
-            <w:color w:val="0000EE"/>
-            <w:u w:val="single"/>
-          </w:rPr>
-          <w:t>Gal 1:11–16</w:t>
-        </w:r>
-      </w:hyperlink>
+      <w:r>
+        <w:rPr>
+          <w:lang w:val="sw_KE" w:bidi="sw_KE"/>
+        </w:rPr>
+        <w:t>Gal 1:11–16</w:t>
+      </w:r>
       <w:r>
         <w:rPr>
           <w:lang w:val="sw_KE" w:bidi="sw_KE"/>
@@ -976,18 +790,12 @@
         </w:rPr>
         <w:t xml:space="preserve">Kwa karne nyingi, waandishi wengine wengi wa kitabu hicho wamependekezwa, kama vile Filipo, Prisila, Luka, Barnaba, Yuda, na Klementi wa Roma. Mojawapo ya mawazo maarufu zaidi, tangu Martin Luther alipotoa pendekezo hilo, ni kwamba Apolo aliandika. Luka anamwelezea Apolo katika </w:t>
       </w:r>
-      <w:hyperlink r:id="rId44">
-        <w:r>
-          <w:rPr>
-            <w:lang w:val="sw_KE" w:bidi="sw_KE"/>
-          </w:rPr>
-          <w:rPr>
-            <w:color w:val="0000EE"/>
-            <w:u w:val="single"/>
-          </w:rPr>
-          <w:t>Matendo 18:24–26</w:t>
-        </w:r>
-      </w:hyperlink>
+      <w:r>
+        <w:rPr>
+          <w:lang w:val="sw_KE" w:bidi="sw_KE"/>
+        </w:rPr>
+        <w:t>Matendo 18:24–26</w:t>
+      </w:r>
       <w:r>
         <w:rPr>
           <w:lang w:val="sw_KE" w:bidi="sw_KE"/>
@@ -1033,18 +841,12 @@
         </w:rPr>
         <w:t>Mwandishi anaandika, “Wasalimuni viongozi wenu wote na waumini wote hapo. Waumini kutoka Italia wanawatumia salamu zao” (</w:t>
       </w:r>
-      <w:hyperlink r:id="rId45">
-        <w:r>
-          <w:rPr>
-            <w:lang w:val="sw_KE" w:bidi="sw_KE"/>
-          </w:rPr>
-          <w:rPr>
-            <w:color w:val="0000EE"/>
-            <w:u w:val="single"/>
-          </w:rPr>
-          <w:t>Waeb 13:24</w:t>
-        </w:r>
-      </w:hyperlink>
+      <w:r>
+        <w:rPr>
+          <w:lang w:val="sw_KE" w:bidi="sw_KE"/>
+        </w:rPr>
+        <w:t>Waeb 13:24</w:t>
+      </w:r>
       <w:r>
         <w:rPr>
           <w:lang w:val="sw_KE" w:bidi="sw_KE"/>
@@ -1090,18 +892,12 @@
         </w:rPr>
         <w:t xml:space="preserve">Baadhi ya watu katika jamii ya Kikristo walikuwa dhahiri wakiangaika kudumisha ahadi yao kwani walikuwa wanateswa. Vifungu kama </w:t>
       </w:r>
-      <w:hyperlink r:id="rId46">
-        <w:r>
-          <w:rPr>
-            <w:lang w:val="sw_KE" w:bidi="sw_KE"/>
-          </w:rPr>
-          <w:rPr>
-            <w:color w:val="0000EE"/>
-            <w:u w:val="single"/>
-          </w:rPr>
-          <w:t>Waeb 10:32–39</w:t>
-        </w:r>
-      </w:hyperlink>
+      <w:r>
+        <w:rPr>
+          <w:lang w:val="sw_KE" w:bidi="sw_KE"/>
+        </w:rPr>
+        <w:t>Waeb 10:32–39</w:t>
+      </w:r>
       <w:r>
         <w:rPr>
           <w:lang w:val="sw_KE" w:bidi="sw_KE"/>
@@ -1122,18 +918,12 @@
         </w:rPr>
         <w:t xml:space="preserve">Ikiwa tuna uhakika kwamba Roma ni mahali panapolengwa kwa kitabu hiki, neno hili la himizo huenda lilichochewa na mateso yaliyotokea chini ya mfalme Nero, ambaye mateso yake makali na kuuawa kwa Wakristo katikati ya mwaka wa 60 BK yanajulikana sana. Inawezekana pia kwamba Waebrania iliandikwa baada ya mwaka 70 BK. Hii inaonekana kuwa na uwezekano mdogo, hata hivyo, kwa sababu wakati Waebrania iliandikwa, inaonekana hakuna mtu katika jamii aliyekuwa amekumbana na kifo cha imani (tazama </w:t>
       </w:r>
-      <w:hyperlink r:id="rId47">
-        <w:r>
-          <w:rPr>
-            <w:lang w:val="sw_KE" w:bidi="sw_KE"/>
-          </w:rPr>
-          <w:rPr>
-            <w:color w:val="0000EE"/>
-            <w:u w:val="single"/>
-          </w:rPr>
-          <w:t>Waeb 12:4</w:t>
-        </w:r>
-      </w:hyperlink>
+      <w:r>
+        <w:rPr>
+          <w:lang w:val="sw_KE" w:bidi="sw_KE"/>
+        </w:rPr>
+        <w:t>Waeb 12:4</w:t>
+      </w:r>
       <w:r>
         <w:rPr>
           <w:lang w:val="sw_KE" w:bidi="sw_KE"/>
@@ -1165,72 +955,48 @@
         </w:rPr>
         <w:t>Mungu amenena kuhusu Mwana wake na kupitia Mwana wake (</w:t>
       </w:r>
-      <w:hyperlink r:id="rId48">
-        <w:r>
-          <w:rPr>
-            <w:lang w:val="sw_KE" w:bidi="sw_KE"/>
-          </w:rPr>
-          <w:rPr>
-            <w:color w:val="0000EE"/>
-            <w:u w:val="single"/>
-          </w:rPr>
-          <w:t>Waeb 1:1–3</w:t>
-        </w:r>
-      </w:hyperlink>
+      <w:r>
+        <w:rPr>
+          <w:lang w:val="sw_KE" w:bidi="sw_KE"/>
+        </w:rPr>
+        <w:t>Waeb 1:1–3</w:t>
+      </w:r>
       <w:r>
         <w:rPr>
           <w:lang w:val="sw_KE" w:bidi="sw_KE"/>
         </w:rPr>
         <w:t>), na kuna matokeo mabaya kwa wale ambao hawasikilizi na kuitikia kwa utiifu neno hilo (</w:t>
       </w:r>
-      <w:hyperlink r:id="rId49">
-        <w:r>
-          <w:rPr>
-            <w:lang w:val="sw_KE" w:bidi="sw_KE"/>
-          </w:rPr>
-          <w:rPr>
-            <w:color w:val="0000EE"/>
-            <w:u w:val="single"/>
-          </w:rPr>
-          <w:t>Waeb 2:1–3</w:t>
-        </w:r>
-      </w:hyperlink>
+      <w:r>
+        <w:rPr>
+          <w:lang w:val="sw_KE" w:bidi="sw_KE"/>
+        </w:rPr>
+        <w:t>Waeb 2:1–3</w:t>
+      </w:r>
       <w:r>
         <w:rPr>
           <w:lang w:val="sw_KE" w:bidi="sw_KE"/>
         </w:rPr>
         <w:t>). Mwishowe, Yesu, muumba na mtunzaji wa ulimwengu (</w:t>
       </w:r>
-      <w:hyperlink r:id="rId50">
-        <w:r>
-          <w:rPr>
-            <w:lang w:val="sw_KE" w:bidi="sw_KE"/>
-          </w:rPr>
-          <w:rPr>
-            <w:color w:val="0000EE"/>
-            <w:u w:val="single"/>
-          </w:rPr>
-          <w:t>Waeb 1:2–3</w:t>
-        </w:r>
-      </w:hyperlink>
+      <w:r>
+        <w:rPr>
+          <w:lang w:val="sw_KE" w:bidi="sw_KE"/>
+        </w:rPr>
+        <w:t>Waeb 1:2–3</w:t>
+      </w:r>
       <w:r>
         <w:rPr>
           <w:lang w:val="sw_KE" w:bidi="sw_KE"/>
         </w:rPr>
         <w:t>), ataondoa mpangilio wa uumbaji kama mtu anavyokunja nguo ya zamani (</w:t>
       </w:r>
-      <w:hyperlink r:id="rId51">
-        <w:r>
-          <w:rPr>
-            <w:lang w:val="sw_KE" w:bidi="sw_KE"/>
-          </w:rPr>
-          <w:rPr>
-            <w:color w:val="0000EE"/>
-            <w:u w:val="single"/>
-          </w:rPr>
-          <w:t>Waeb 1:10–12</w:t>
-        </w:r>
-      </w:hyperlink>
+      <w:r>
+        <w:rPr>
+          <w:lang w:val="sw_KE" w:bidi="sw_KE"/>
+        </w:rPr>
+        <w:t>Waeb 1:10–12</w:t>
+      </w:r>
       <w:r>
         <w:rPr>
           <w:lang w:val="sw_KE" w:bidi="sw_KE"/>
@@ -1251,72 +1017,48 @@
         </w:rPr>
         <w:t>Yesu anastahili sana kujitolea kwetu, ibada, na kudumu katika imani. Yeye ni bora kuliko malaika (</w:t>
       </w:r>
-      <w:hyperlink r:id="rId52">
-        <w:r>
-          <w:rPr>
-            <w:lang w:val="sw_KE" w:bidi="sw_KE"/>
-          </w:rPr>
-          <w:rPr>
-            <w:color w:val="0000EE"/>
-            <w:u w:val="single"/>
-          </w:rPr>
-          <w:t>Waeb 1:5–14</w:t>
-        </w:r>
-      </w:hyperlink>
+      <w:r>
+        <w:rPr>
+          <w:lang w:val="sw_KE" w:bidi="sw_KE"/>
+        </w:rPr>
+        <w:t>Waeb 1:5–14</w:t>
+      </w:r>
       <w:r>
         <w:rPr>
           <w:lang w:val="sw_KE" w:bidi="sw_KE"/>
         </w:rPr>
         <w:t>), kuliko Mose (</w:t>
       </w:r>
-      <w:hyperlink r:id="rId53">
-        <w:r>
-          <w:rPr>
-            <w:lang w:val="sw_KE" w:bidi="sw_KE"/>
-          </w:rPr>
-          <w:rPr>
-            <w:color w:val="0000EE"/>
-            <w:u w:val="single"/>
-          </w:rPr>
-          <w:t>3:1–6</w:t>
-        </w:r>
-      </w:hyperlink>
+      <w:r>
+        <w:rPr>
+          <w:lang w:val="sw_KE" w:bidi="sw_KE"/>
+        </w:rPr>
+        <w:t>3:1–6</w:t>
+      </w:r>
       <w:r>
         <w:rPr>
           <w:lang w:val="sw_KE" w:bidi="sw_KE"/>
         </w:rPr>
         <w:t>), na kuliko ukuhani wa Walawi wa agano la kale (</w:t>
       </w:r>
-      <w:hyperlink r:id="rId31">
-        <w:r>
-          <w:rPr>
-            <w:lang w:val="sw_KE" w:bidi="sw_KE"/>
-          </w:rPr>
-          <w:rPr>
-            <w:color w:val="0000EE"/>
-            <w:u w:val="single"/>
-          </w:rPr>
-          <w:t>5:1–10</w:t>
-        </w:r>
-      </w:hyperlink>
+      <w:r>
+        <w:rPr>
+          <w:lang w:val="sw_KE" w:bidi="sw_KE"/>
+        </w:rPr>
+        <w:t>5:1–10</w:t>
+      </w:r>
       <w:r>
         <w:rPr>
           <w:lang w:val="sw_KE" w:bidi="sw_KE"/>
         </w:rPr>
         <w:t xml:space="preserve">; </w:t>
       </w:r>
-      <w:hyperlink r:id="rId54">
-        <w:r>
-          <w:rPr>
-            <w:lang w:val="sw_KE" w:bidi="sw_KE"/>
-          </w:rPr>
-          <w:rPr>
-            <w:color w:val="0000EE"/>
-            <w:u w:val="single"/>
-          </w:rPr>
-          <w:t>7:1–28</w:t>
-        </w:r>
-      </w:hyperlink>
+      <w:r>
+        <w:rPr>
+          <w:lang w:val="sw_KE" w:bidi="sw_KE"/>
+        </w:rPr>
+        <w:t>7:1–28</w:t>
+      </w:r>
       <w:r>
         <w:rPr>
           <w:lang w:val="sw_KE" w:bidi="sw_KE"/>
@@ -1337,108 +1079,72 @@
         </w:rPr>
         <w:t>Yesu ameweka agano jipya la mbinguni, akijitoa mwenyewe mara moja kwa wote kupitia kifo chake mwenyewe (</w:t>
       </w:r>
-      <w:hyperlink r:id="rId35">
-        <w:r>
-          <w:rPr>
-            <w:lang w:val="sw_KE" w:bidi="sw_KE"/>
-          </w:rPr>
-          <w:rPr>
-            <w:color w:val="0000EE"/>
-            <w:u w:val="single"/>
-          </w:rPr>
-          <w:t>Waeb 8:3–10:18</w:t>
-        </w:r>
-      </w:hyperlink>
+      <w:r>
+        <w:rPr>
+          <w:lang w:val="sw_KE" w:bidi="sw_KE"/>
+        </w:rPr>
+        <w:t>Waeb 8:3–10:18</w:t>
+      </w:r>
       <w:r>
         <w:rPr>
           <w:lang w:val="sw_KE" w:bidi="sw_KE"/>
         </w:rPr>
         <w:t>). Katika mwili wake alistahimili kama Mwana mwaminifu (</w:t>
       </w:r>
-      <w:hyperlink r:id="rId53">
-        <w:r>
-          <w:rPr>
-            <w:lang w:val="sw_KE" w:bidi="sw_KE"/>
-          </w:rPr>
-          <w:rPr>
-            <w:color w:val="0000EE"/>
-            <w:u w:val="single"/>
-          </w:rPr>
-          <w:t>3:1–6</w:t>
-        </w:r>
-      </w:hyperlink>
+      <w:r>
+        <w:rPr>
+          <w:lang w:val="sw_KE" w:bidi="sw_KE"/>
+        </w:rPr>
+        <w:t>3:1–6</w:t>
+      </w:r>
       <w:r>
         <w:rPr>
           <w:lang w:val="sw_KE" w:bidi="sw_KE"/>
         </w:rPr>
         <w:t xml:space="preserve">; </w:t>
       </w:r>
-      <w:hyperlink r:id="rId55">
-        <w:r>
-          <w:rPr>
-            <w:lang w:val="sw_KE" w:bidi="sw_KE"/>
-          </w:rPr>
-          <w:rPr>
-            <w:color w:val="0000EE"/>
-            <w:u w:val="single"/>
-          </w:rPr>
-          <w:t>5:7–8</w:t>
-        </w:r>
-      </w:hyperlink>
+      <w:r>
+        <w:rPr>
+          <w:lang w:val="sw_KE" w:bidi="sw_KE"/>
+        </w:rPr>
+        <w:t>5:7–8</w:t>
+      </w:r>
       <w:r>
         <w:rPr>
           <w:lang w:val="sw_KE" w:bidi="sw_KE"/>
         </w:rPr>
         <w:t xml:space="preserve">; </w:t>
       </w:r>
-      <w:hyperlink r:id="rId56">
-        <w:r>
-          <w:rPr>
-            <w:lang w:val="sw_KE" w:bidi="sw_KE"/>
-          </w:rPr>
-          <w:rPr>
-            <w:color w:val="0000EE"/>
-            <w:u w:val="single"/>
-          </w:rPr>
-          <w:t>12:1–2</w:t>
-        </w:r>
-      </w:hyperlink>
+      <w:r>
+        <w:rPr>
+          <w:lang w:val="sw_KE" w:bidi="sw_KE"/>
+        </w:rPr>
+        <w:t>12:1–2</w:t>
+      </w:r>
       <w:r>
         <w:rPr>
           <w:lang w:val="sw_KE" w:bidi="sw_KE"/>
         </w:rPr>
         <w:t>), na katika utukufu wake anatawala kama Bwana mkuu wa ulimwengu (</w:t>
       </w:r>
-      <w:hyperlink r:id="rId57">
-        <w:r>
-          <w:rPr>
-            <w:lang w:val="sw_KE" w:bidi="sw_KE"/>
-          </w:rPr>
-          <w:rPr>
-            <w:color w:val="0000EE"/>
-            <w:u w:val="single"/>
-          </w:rPr>
-          <w:t>1:2–4</w:t>
-        </w:r>
-      </w:hyperlink>
+      <w:r>
+        <w:rPr>
+          <w:lang w:val="sw_KE" w:bidi="sw_KE"/>
+        </w:rPr>
+        <w:t>1:2–4</w:t>
+      </w:r>
       <w:r>
         <w:rPr>
           <w:lang w:val="sw_KE" w:bidi="sw_KE"/>
         </w:rPr>
         <w:t xml:space="preserve">, </w:t>
       </w:r>
-      <w:hyperlink r:id="rId58">
-        <w:r>
-          <w:rPr>
-            <w:lang w:val="sw_KE" w:bidi="sw_KE"/>
-          </w:rPr>
-          <w:rPr>
-            <w:color w:val="0000EE"/>
-            <w:u w:val="single"/>
-          </w:rPr>
-          <w:t>8–13</w:t>
-        </w:r>
-      </w:hyperlink>
+      <w:r>
+        <w:rPr>
+          <w:lang w:val="sw_KE" w:bidi="sw_KE"/>
+        </w:rPr>
+        <w:t>8–13</w:t>
+      </w:r>
       <w:r>
         <w:rPr>
           <w:lang w:val="sw_KE" w:bidi="sw_KE"/>
@@ -1459,144 +1165,96 @@
         </w:rPr>
         <w:t xml:space="preserve">Tunaweza pia kuangalia mifano chanya ya wengine ambao wamekuwa waaminifu katika safari yao ya kuelekea mji wa milele wa Mungu (tazama </w:t>
       </w:r>
-      <w:hyperlink r:id="rId59">
-        <w:r>
-          <w:rPr>
-            <w:lang w:val="sw_KE" w:bidi="sw_KE"/>
-          </w:rPr>
-          <w:rPr>
-            <w:color w:val="0000EE"/>
-            <w:u w:val="single"/>
-          </w:rPr>
-          <w:t>Waeb 6:13–15</w:t>
-        </w:r>
-      </w:hyperlink>
+      <w:r>
+        <w:rPr>
+          <w:lang w:val="sw_KE" w:bidi="sw_KE"/>
+        </w:rPr>
+        <w:t>Waeb 6:13–15</w:t>
+      </w:r>
       <w:r>
         <w:rPr>
           <w:lang w:val="sw_KE" w:bidi="sw_KE"/>
         </w:rPr>
         <w:t xml:space="preserve">; </w:t>
       </w:r>
-      <w:hyperlink r:id="rId46">
-        <w:r>
-          <w:rPr>
-            <w:lang w:val="sw_KE" w:bidi="sw_KE"/>
-          </w:rPr>
-          <w:rPr>
-            <w:color w:val="0000EE"/>
-            <w:u w:val="single"/>
-          </w:rPr>
-          <w:t>10:32–39</w:t>
-        </w:r>
-      </w:hyperlink>
+      <w:r>
+        <w:rPr>
+          <w:lang w:val="sw_KE" w:bidi="sw_KE"/>
+        </w:rPr>
+        <w:t>10:32–39</w:t>
+      </w:r>
       <w:r>
         <w:rPr>
           <w:lang w:val="sw_KE" w:bidi="sw_KE"/>
         </w:rPr>
         <w:t xml:space="preserve">; </w:t>
       </w:r>
-      <w:hyperlink r:id="rId60">
-        <w:r>
-          <w:rPr>
-            <w:lang w:val="sw_KE" w:bidi="sw_KE"/>
-          </w:rPr>
-          <w:rPr>
-            <w:color w:val="0000EE"/>
-            <w:u w:val="single"/>
-          </w:rPr>
-          <w:t>11:1–40</w:t>
-        </w:r>
-      </w:hyperlink>
+      <w:r>
+        <w:rPr>
+          <w:lang w:val="sw_KE" w:bidi="sw_KE"/>
+        </w:rPr>
+        <w:t>11:1–40</w:t>
+      </w:r>
       <w:r>
         <w:rPr>
           <w:lang w:val="sw_KE" w:bidi="sw_KE"/>
         </w:rPr>
         <w:t xml:space="preserve">), na mifano hasi ya wale waliopotea kwa kutotii (tazama </w:t>
       </w:r>
-      <w:hyperlink r:id="rId61">
-        <w:r>
-          <w:rPr>
-            <w:lang w:val="sw_KE" w:bidi="sw_KE"/>
-          </w:rPr>
-          <w:rPr>
-            <w:color w:val="0000EE"/>
-            <w:u w:val="single"/>
-          </w:rPr>
-          <w:t>3:7–19</w:t>
-        </w:r>
-      </w:hyperlink>
+      <w:r>
+        <w:rPr>
+          <w:lang w:val="sw_KE" w:bidi="sw_KE"/>
+        </w:rPr>
+        <w:t>3:7–19</w:t>
+      </w:r>
       <w:r>
         <w:rPr>
           <w:lang w:val="sw_KE" w:bidi="sw_KE"/>
         </w:rPr>
         <w:t xml:space="preserve">; </w:t>
       </w:r>
-      <w:hyperlink r:id="rId17">
-        <w:r>
-          <w:rPr>
-            <w:lang w:val="sw_KE" w:bidi="sw_KE"/>
-          </w:rPr>
-          <w:rPr>
-            <w:color w:val="0000EE"/>
-            <w:u w:val="single"/>
-          </w:rPr>
-          <w:t>6:4–8</w:t>
-        </w:r>
-      </w:hyperlink>
+      <w:r>
+        <w:rPr>
+          <w:lang w:val="sw_KE" w:bidi="sw_KE"/>
+        </w:rPr>
+        <w:t>6:4–8</w:t>
+      </w:r>
       <w:r>
         <w:rPr>
           <w:lang w:val="sw_KE" w:bidi="sw_KE"/>
         </w:rPr>
         <w:t>). Na tunaweza kukumbatia ahadi za Mungu kwetu kuhusu urithi wetu kama watoto wake (</w:t>
       </w:r>
-      <w:hyperlink r:id="rId62">
-        <w:r>
-          <w:rPr>
-            <w:lang w:val="sw_KE" w:bidi="sw_KE"/>
-          </w:rPr>
-          <w:rPr>
-            <w:color w:val="0000EE"/>
-            <w:u w:val="single"/>
-          </w:rPr>
-          <w:t>4:3–11</w:t>
-        </w:r>
-      </w:hyperlink>
+      <w:r>
+        <w:rPr>
+          <w:lang w:val="sw_KE" w:bidi="sw_KE"/>
+        </w:rPr>
+        <w:t>4:3–11</w:t>
+      </w:r>
       <w:r>
         <w:rPr>
           <w:lang w:val="sw_KE" w:bidi="sw_KE"/>
         </w:rPr>
         <w:t xml:space="preserve">; </w:t>
       </w:r>
-      <w:hyperlink r:id="rId63">
-        <w:r>
-          <w:rPr>
-            <w:lang w:val="sw_KE" w:bidi="sw_KE"/>
-          </w:rPr>
-          <w:rPr>
-            <w:color w:val="0000EE"/>
-            <w:u w:val="single"/>
-          </w:rPr>
-          <w:t>6:13–20</w:t>
-        </w:r>
-      </w:hyperlink>
+      <w:r>
+        <w:rPr>
+          <w:lang w:val="sw_KE" w:bidi="sw_KE"/>
+        </w:rPr>
+        <w:t>6:13–20</w:t>
+      </w:r>
       <w:r>
         <w:rPr>
           <w:lang w:val="sw_KE" w:bidi="sw_KE"/>
         </w:rPr>
         <w:t xml:space="preserve">; </w:t>
       </w:r>
-      <w:hyperlink r:id="rId64">
-        <w:r>
-          <w:rPr>
-            <w:lang w:val="sw_KE" w:bidi="sw_KE"/>
-          </w:rPr>
-          <w:rPr>
-            <w:color w:val="0000EE"/>
-            <w:u w:val="single"/>
-          </w:rPr>
-          <w:t>12:22–24</w:t>
-        </w:r>
-      </w:hyperlink>
+      <w:r>
+        <w:rPr>
+          <w:lang w:val="sw_KE" w:bidi="sw_KE"/>
+        </w:rPr>
+        <w:t>12:22–24</w:t>
+      </w:r>
       <w:r>
         <w:rPr>
           <w:lang w:val="sw_KE" w:bidi="sw_KE"/>
@@ -1617,18 +1275,12 @@
         </w:rPr>
         <w:t>Kutokana na Yesu, tunaweza kuishi kama wanachama waaminifu wa jamii ya Kikristo katika mahusiano yetu na katika ibada zetu (</w:t>
       </w:r>
-      <w:hyperlink r:id="rId65">
-        <w:r>
-          <w:rPr>
-            <w:lang w:val="sw_KE" w:bidi="sw_KE"/>
-          </w:rPr>
-          <w:rPr>
-            <w:color w:val="0000EE"/>
-            <w:u w:val="single"/>
-          </w:rPr>
-          <w:t>Waeb13:1–17</w:t>
-        </w:r>
-      </w:hyperlink>
+      <w:r>
+        <w:rPr>
+          <w:lang w:val="sw_KE" w:bidi="sw_KE"/>
+        </w:rPr>
+        <w:t>Waeb13:1–17</w:t>
+      </w:r>
       <w:r>
         <w:rPr>
           <w:lang w:val="sw_KE" w:bidi="sw_KE"/>
